--- a/teacherapi/templates/lesson.docx
+++ b/teacherapi/templates/lesson.docx
@@ -10,6 +10,9 @@
       </w:pPr>
       <w:r>
         <w:rPr>
+          <w:rFonts w:ascii="Calibri" w:hAnsi="Calibri"/>
+          <w:b/>
+          <w:sz w:val="32"/>
           <w:lang w:val="en-US"/>
         </w:rPr>
         <w:t>{{ title }}</w:t>
@@ -23,6 +26,8 @@
       </w:pPr>
       <w:r>
         <w:rPr>
+          <w:rFonts w:ascii="Calibri" w:hAnsi="Calibri"/>
+          <w:sz w:val="22"/>
           <w:lang w:val="en-US"/>
         </w:rPr>
         <w:t>{% for section in lesson_section %}</w:t>
@@ -36,6 +41,8 @@
       </w:pPr>
       <w:r>
         <w:rPr>
+          <w:rFonts w:ascii="Calibri" w:hAnsi="Calibri"/>
+          <w:sz w:val="22"/>
           <w:lang w:val="en-US"/>
         </w:rPr>
         <w:t>{{ section.title }}</w:t>
@@ -49,6 +56,8 @@
       </w:pPr>
       <w:r>
         <w:rPr>
+          <w:rFonts w:ascii="Calibri" w:hAnsi="Calibri"/>
+          <w:sz w:val="22"/>
           <w:lang w:val="en-US"/>
         </w:rPr>
         <w:t>({{ section.section_type }})</w:t>
@@ -56,11 +65,19 @@
     </w:p>
     <w:p>
       <w:r>
+        <w:rPr>
+          <w:rFonts w:ascii="Calibri" w:hAnsi="Calibri"/>
+          <w:sz w:val="22"/>
+        </w:rPr>
         <w:t>{{ section.content }}</w:t>
       </w:r>
     </w:p>
     <w:p>
       <w:r>
+        <w:rPr>
+          <w:rFonts w:ascii="Calibri" w:hAnsi="Calibri"/>
+          <w:sz w:val="22"/>
+        </w:rPr>
         <w:t>{% endfor %}</w:t>
       </w:r>
     </w:p>

--- a/teacherapi/templates/lesson.docx
+++ b/teacherapi/templates/lesson.docx
@@ -100,44 +100,6 @@
           <w:sz w:val="22"/>
         </w:rPr>
         <w:t>{{r item.sub_aim_line }}</w:t>
-      </w:r>
-    </w:p>
-    <w:p>
-      <w:pPr>
-        <w:spacing w:after="0" w:before="0"/>
-      </w:pPr>
-      <w:r>
-        <w:rPr>
-          <w:rFonts w:ascii="Calibri" w:hAnsi="Calibri"/>
-          <w:b w:val="0"/>
-          <w:sz w:val="20"/>
-        </w:rPr>
-        <w:t>{%p endif %}</w:t>
-      </w:r>
-    </w:p>
-    <w:p>
-      <w:pPr>
-        <w:spacing w:after="0" w:before="0"/>
-      </w:pPr>
-      <w:r>
-        <w:rPr>
-          <w:rFonts w:ascii="Calibri" w:hAnsi="Calibri"/>
-          <w:b w:val="0"/>
-          <w:sz w:val="20"/>
-        </w:rPr>
-        <w:t>{%p if item.name == "homework" %}</w:t>
-      </w:r>
-    </w:p>
-    <w:p>
-      <w:pPr>
-        <w:spacing w:after="120" w:before="0"/>
-      </w:pPr>
-      <w:r>
-        <w:rPr>
-          <w:rFonts w:ascii="Calibri" w:hAnsi="Calibri"/>
-          <w:sz w:val="22"/>
-        </w:rPr>
-        <w:t>{{r item.line }}</w:t>
       </w:r>
     </w:p>
     <w:p>
@@ -447,6 +409,42 @@
         </w:tc>
       </w:tr>
     </w:tbl>
+    <w:p>
+      <w:pPr>
+        <w:spacing w:before="160" w:after="0"/>
+      </w:pPr>
+      <w:r>
+        <w:rPr>
+          <w:rFonts w:ascii="Calibri" w:hAnsi="Calibri"/>
+          <w:sz w:val="20"/>
+        </w:rPr>
+        <w:t>{%p if show_homework %}</w:t>
+      </w:r>
+    </w:p>
+    <w:p>
+      <w:pPr>
+        <w:spacing w:before="160" w:after="0"/>
+      </w:pPr>
+      <w:r>
+        <w:rPr>
+          <w:rFonts w:ascii="Calibri" w:hAnsi="Calibri"/>
+          <w:sz w:val="22"/>
+        </w:rPr>
+        <w:t>{{r homework_line }}</w:t>
+      </w:r>
+    </w:p>
+    <w:p>
+      <w:pPr>
+        <w:spacing w:before="0" w:after="0"/>
+      </w:pPr>
+      <w:r>
+        <w:rPr>
+          <w:rFonts w:ascii="Calibri" w:hAnsi="Calibri"/>
+          <w:sz w:val="20"/>
+        </w:rPr>
+        <w:t>{%p endif %}</w:t>
+      </w:r>
+    </w:p>
     <w:sectPr>
       <w:pgSz w:w="12240" w:h="15840"/>
       <w:pgMar w:top="850" w:right="850" w:bottom="850" w:left="850" w:header="720" w:footer="720" w:gutter="0"/>

--- a/teacherapi/templates/lesson.docx
+++ b/teacherapi/templates/lesson.docx
@@ -3,164 +3,67 @@
 <w:document xmlns:wpc="http://schemas.microsoft.com/office/word/2010/wordprocessingCanvas" xmlns:mo="http://schemas.microsoft.com/office/mac/office/2008/main" xmlns:mc="http://schemas.openxmlformats.org/markup-compatibility/2006" xmlns:mv="urn:schemas-microsoft-com:mac:vml" xmlns:o="urn:schemas-microsoft-com:office:office" xmlns:r="http://schemas.openxmlformats.org/officeDocument/2006/relationships" xmlns:m="http://schemas.openxmlformats.org/officeDocument/2006/math" xmlns:v="urn:schemas-microsoft-com:vml" xmlns:wp14="http://schemas.microsoft.com/office/word/2010/wordprocessingDrawing" xmlns:wp="http://schemas.openxmlformats.org/drawingml/2006/wordprocessingDrawing" xmlns:w10="urn:schemas-microsoft-com:office:word" xmlns:w="http://schemas.openxmlformats.org/wordprocessingml/2006/main" xmlns:w14="http://schemas.microsoft.com/office/word/2010/wordml" xmlns:wpg="http://schemas.microsoft.com/office/word/2010/wordprocessingGroup" xmlns:wpi="http://schemas.microsoft.com/office/word/2010/wordprocessingInk" xmlns:wne="http://schemas.microsoft.com/office/word/2006/wordml" xmlns:wps="http://schemas.microsoft.com/office/word/2010/wordprocessingShape" mc:Ignorable="w14 wp14">
   <w:body>
     <w:p>
-      <w:pPr>
-        <w:spacing w:after="200" w:before="0"/>
-      </w:pPr>
       <w:r>
-        <w:rPr>
-          <w:rFonts w:ascii="Calibri" w:hAnsi="Calibri"/>
-          <w:sz w:val="22"/>
-        </w:rPr>
         <w:t>{{r title }}</w:t>
       </w:r>
     </w:p>
     <w:p>
-      <w:pPr>
-        <w:spacing w:after="0" w:before="0"/>
-      </w:pPr>
       <w:r>
-        <w:rPr>
-          <w:rFonts w:ascii="Calibri" w:hAnsi="Calibri"/>
-          <w:b w:val="0"/>
-          <w:sz w:val="20"/>
-        </w:rPr>
         <w:t>{%p for item in items %}</w:t>
       </w:r>
     </w:p>
     <w:p>
-      <w:pPr>
-        <w:spacing w:after="0" w:before="0"/>
-      </w:pPr>
       <w:r>
-        <w:rPr>
-          <w:rFonts w:ascii="Calibri" w:hAnsi="Calibri"/>
-          <w:b w:val="0"/>
-          <w:sz w:val="20"/>
-        </w:rPr>
         <w:t>{%p if item.name == "meta_header" %}</w:t>
       </w:r>
     </w:p>
     <w:p>
-      <w:pPr>
-        <w:spacing w:after="80" w:before="0"/>
-      </w:pPr>
       <w:r>
-        <w:rPr>
-          <w:rFonts w:ascii="Calibri" w:hAnsi="Calibri"/>
-          <w:sz w:val="22"/>
-        </w:rPr>
         <w:t>{{r item.line }}</w:t>
       </w:r>
     </w:p>
     <w:p>
-      <w:pPr>
-        <w:spacing w:after="0" w:before="0"/>
-      </w:pPr>
       <w:r>
-        <w:rPr>
-          <w:rFonts w:ascii="Calibri" w:hAnsi="Calibri"/>
-          <w:b w:val="0"/>
-          <w:sz w:val="20"/>
-        </w:rPr>
         <w:t>{%p endif %}</w:t>
       </w:r>
     </w:p>
     <w:p>
-      <w:pPr>
-        <w:spacing w:after="0" w:before="0"/>
-      </w:pPr>
       <w:r>
-        <w:rPr>
-          <w:rFonts w:ascii="Calibri" w:hAnsi="Calibri"/>
-          <w:b w:val="0"/>
-          <w:sz w:val="20"/>
-        </w:rPr>
         <w:t>{%p if item.name == "aims" %}</w:t>
       </w:r>
     </w:p>
     <w:p>
-      <w:pPr>
-        <w:spacing w:after="40" w:before="0"/>
-      </w:pPr>
       <w:r>
-        <w:rPr>
-          <w:rFonts w:ascii="Calibri" w:hAnsi="Calibri"/>
-          <w:sz w:val="22"/>
-        </w:rPr>
         <w:t>{{r item.aim_line }}</w:t>
       </w:r>
     </w:p>
     <w:p>
-      <w:pPr>
-        <w:spacing w:after="80" w:before="0"/>
-      </w:pPr>
       <w:r>
-        <w:rPr>
-          <w:rFonts w:ascii="Calibri" w:hAnsi="Calibri"/>
-          <w:sz w:val="22"/>
-        </w:rPr>
         <w:t>{{r item.sub_aim_line }}</w:t>
       </w:r>
     </w:p>
     <w:p>
-      <w:pPr>
-        <w:spacing w:after="0" w:before="0"/>
-      </w:pPr>
       <w:r>
-        <w:rPr>
-          <w:rFonts w:ascii="Calibri" w:hAnsi="Calibri"/>
-          <w:b w:val="0"/>
-          <w:sz w:val="20"/>
-        </w:rPr>
         <w:t>{%p endif %}</w:t>
       </w:r>
     </w:p>
     <w:p>
-      <w:pPr>
-        <w:spacing w:after="0" w:before="0"/>
-      </w:pPr>
       <w:r>
-        <w:rPr>
-          <w:rFonts w:ascii="Calibri" w:hAnsi="Calibri"/>
-          <w:sz w:val="20"/>
-        </w:rPr>
         <w:t>{%p if item.name == "paragraph" %}</w:t>
       </w:r>
     </w:p>
     <w:p>
-      <w:pPr>
-        <w:spacing w:after="0" w:before="0"/>
-      </w:pPr>
       <w:r>
-        <w:rPr>
-          <w:rFonts w:ascii="Calibri" w:hAnsi="Calibri"/>
-          <w:sz w:val="22"/>
-        </w:rPr>
         <w:t>{{r item.line }}</w:t>
       </w:r>
     </w:p>
     <w:p>
-      <w:pPr>
-        <w:spacing w:after="0" w:before="0"/>
-      </w:pPr>
       <w:r>
-        <w:rPr>
-          <w:rFonts w:ascii="Calibri" w:hAnsi="Calibri"/>
-          <w:sz w:val="20"/>
-        </w:rPr>
         <w:t>{%p endif %}</w:t>
       </w:r>
     </w:p>
     <w:p>
-      <w:pPr>
-        <w:spacing w:after="160" w:before="0"/>
-      </w:pPr>
       <w:r>
-        <w:rPr>
-          <w:rFonts w:ascii="Calibri" w:hAnsi="Calibri"/>
-          <w:b w:val="0"/>
-          <w:sz w:val="20"/>
-        </w:rPr>
         <w:t>{%p endfor %}</w:t>
       </w:r>
     </w:p>
@@ -410,47 +313,45 @@
       </w:tr>
     </w:tbl>
     <w:p>
-      <w:pPr>
-        <w:spacing w:before="160" w:after="0"/>
-      </w:pPr>
       <w:r>
-        <w:rPr>
-          <w:rFonts w:ascii="Calibri" w:hAnsi="Calibri"/>
-          <w:sz w:val="20"/>
-        </w:rPr>
+        <w:t>{%p for item in footer_items %}</w:t>
+      </w:r>
+    </w:p>
+    <w:p>
+      <w:r>
+        <w:t>{%p if item.name == "paragraph" %}</w:t>
+      </w:r>
+    </w:p>
+    <w:p>
+      <w:r>
+        <w:t>{{r item.line }}</w:t>
+      </w:r>
+    </w:p>
+    <w:p>
+      <w:r>
+        <w:t>{%p endif %}</w:t>
+      </w:r>
+    </w:p>
+    <w:p>
+      <w:r>
+        <w:t>{%p endfor %}</w:t>
+      </w:r>
+    </w:p>
+    <w:p>
+      <w:r>
         <w:t>{%p if show_homework %}</w:t>
       </w:r>
     </w:p>
     <w:p>
-      <w:pPr>
-        <w:spacing w:before="160" w:after="0"/>
-      </w:pPr>
       <w:r>
-        <w:rPr>
-          <w:rFonts w:ascii="Calibri" w:hAnsi="Calibri"/>
-          <w:sz w:val="22"/>
-        </w:rPr>
         <w:t>{{r homework_line }}</w:t>
       </w:r>
     </w:p>
     <w:p>
-      <w:pPr>
-        <w:spacing w:before="0" w:after="0"/>
-      </w:pPr>
       <w:r>
-        <w:rPr>
-          <w:rFonts w:ascii="Calibri" w:hAnsi="Calibri"/>
-          <w:sz w:val="20"/>
-        </w:rPr>
         <w:t>{%p endif %}</w:t>
       </w:r>
     </w:p>
-    <w:sectPr>
-      <w:pgSz w:w="12240" w:h="15840"/>
-      <w:pgMar w:top="850" w:right="850" w:bottom="850" w:left="850" w:header="720" w:footer="720" w:gutter="0"/>
-      <w:cols w:space="720"/>
-      <w:docGrid w:linePitch="360"/>
-    </w:sectPr>
   </w:body>
 </w:document>
 </file>
